--- a/us/deploy/public/Student_Manual.docx
+++ b/us/deploy/public/Student_Manual.docx
@@ -255,7 +255,7 @@
           <w:color w:val="000000"/>
           <w:sz w:val="22"/>
         </w:rPr>
-        <w:t>In the 'Password' field, enter your assigned course email address (e.g., student1@example.com).</w:t>
+        <w:t>In the 'Password' field, enter your group name (e.g., student1 or student 1).</w:t>
       </w:r>
     </w:p>
     <w:p>
